--- a/UAP-DL_Online_Appendix.docx
+++ b/UAP-DL_Online_Appendix.docx
@@ -14,22 +14,7 @@
           <w:b/>
           <w:szCs w:val="23"/>
         </w:rPr>
-        <w:t xml:space="preserve">User Attention Proxy as Knowledge Router: A Novel Deep Learning </w:t>
-      </w:r>
-      <w:r>
-        <w:rPr>
-          <w:rFonts w:hint="eastAsia"/>
-          <w:b/>
-          <w:szCs w:val="23"/>
-        </w:rPr>
-        <w:t>Framework</w:t>
-      </w:r>
-      <w:r>
-        <w:rPr>
-          <w:b/>
-          <w:szCs w:val="23"/>
-        </w:rPr>
-        <w:t xml:space="preserve"> for Adaptive Knowledge Exploration and Exploitation in the LLM</w:t>
+        <w:t>User Attention Proxy as a Knowledge Router: A Novel Deep Learning Framework for Adaptive Knowledge Exploration and Exploitation in LLMs</w:t>
       </w:r>
     </w:p>
     <w:p>
@@ -10893,19 +10878,7 @@
                     <w:rPr>
                       <w:rFonts w:ascii="Cambria Math" w:hAnsi="Cambria Math"/>
                     </w:rPr>
-                    <m:t>Number of unique n</m:t>
-                  </m:r>
-                  <m:r>
-                    <w:rPr>
-                      <w:rFonts w:ascii="Cambria Math" w:hAnsi="Cambria Math"/>
-                    </w:rPr>
-                    <m:t>-</m:t>
-                  </m:r>
-                  <m:r>
-                    <w:rPr>
-                      <w:rFonts w:ascii="Cambria Math" w:hAnsi="Cambria Math"/>
-                    </w:rPr>
-                    <m:t>grams</m:t>
+                    <m:t>Number of unique n-grams</m:t>
                   </m:r>
                   <m:r>
                     <w:rPr>
@@ -13599,7 +13572,6 @@
         <w:pStyle w:val="aff0"/>
         <w:jc w:val="center"/>
         <w:rPr>
-          <w:rFonts w:hint="eastAsia"/>
           <w:b/>
           <w:bCs/>
           <w:lang w:eastAsia="zh-CN"/>
@@ -14441,9 +14413,6 @@
     <w:p>
       <w:pPr>
         <w:jc w:val="both"/>
-        <w:rPr>
-          <w:rFonts w:hint="eastAsia"/>
-        </w:rPr>
       </w:pPr>
     </w:p>
     <w:p>
@@ -29819,7 +29788,7 @@
       <w:pPr>
         <w:jc w:val="both"/>
         <w:rPr>
-          <w:rFonts w:hAnsi="Cambria Math" w:cs="Times New Roman" w:hint="eastAsia"/>
+          <w:rFonts w:hAnsi="Cambria Math" w:cs="Times New Roman"/>
           <w:kern w:val="0"/>
         </w:rPr>
       </w:pPr>
